--- a/resources/templates/06审计文书送达回证.docx
+++ b/resources/templates/06审计文书送达回证.docx
@@ -1,6 +1,6 @@
 
 <file path=word/document.xml><?xml version="1.0" encoding="utf-8"?>
-<w:document xmlns:wpc="http://schemas.microsoft.com/office/word/2010/wordprocessingCanvas" xmlns:mc="http://schemas.openxmlformats.org/markup-compatibility/2006" xmlns:o="urn:schemas-microsoft-com:office:office" xmlns:r="http://schemas.openxmlformats.org/officeDocument/2006/relationships" xmlns:m="http://schemas.openxmlformats.org/officeDocument/2006/math" xmlns:v="urn:schemas-microsoft-com:vml" xmlns:wp14="http://schemas.microsoft.com/office/word/2010/wordprocessingDrawing" xmlns:wp="http://schemas.openxmlformats.org/drawingml/2006/wordprocessingDrawing" xmlns:w="http://schemas.openxmlformats.org/wordprocessingml/2006/main" xmlns:w14="http://schemas.microsoft.com/office/word/2010/wordml" xmlns:w10="urn:schemas-microsoft-com:office:word" xmlns:w15="http://schemas.microsoft.com/office/word/2012/wordml" xmlns:wpg="http://schemas.microsoft.com/office/word/2010/wordprocessingGroup" xmlns:wpi="http://schemas.microsoft.com/office/word/2010/wordprocessingInk" xmlns:wne="http://schemas.microsoft.com/office/word/2006/wordml" xmlns:wps="http://schemas.microsoft.com/office/word/2010/wordprocessingShape" xmlns:wpsCustomData="http://www.wps.cn/officeDocument/2013/wpsCustomData" mc:Ignorable="w14 w15 wp14">
+<w:document xmlns:wpc="http://schemas.microsoft.com/office/word/2010/wordprocessingCanvas" xmlns:cx="http://schemas.microsoft.com/office/drawing/2014/chartex" xmlns:cx1="http://schemas.microsoft.com/office/drawing/2015/9/8/chartex" xmlns:cx2="http://schemas.microsoft.com/office/drawing/2015/10/21/chartex" xmlns:cx3="http://schemas.microsoft.com/office/drawing/2016/5/9/chartex" xmlns:cx4="http://schemas.microsoft.com/office/drawing/2016/5/10/chartex" xmlns:cx5="http://schemas.microsoft.com/office/drawing/2016/5/11/chartex" xmlns:cx6="http://schemas.microsoft.com/office/drawing/2016/5/12/chartex" xmlns:cx7="http://schemas.microsoft.com/office/drawing/2016/5/13/chartex" xmlns:cx8="http://schemas.microsoft.com/office/drawing/2016/5/14/chartex" xmlns:mc="http://schemas.openxmlformats.org/markup-compatibility/2006" xmlns:o="urn:schemas-microsoft-com:office:office" xmlns:r="http://schemas.openxmlformats.org/officeDocument/2006/relationships" xmlns:m="http://schemas.openxmlformats.org/officeDocument/2006/math" xmlns:v="urn:schemas-microsoft-com:vml" xmlns:wp14="http://schemas.microsoft.com/office/word/2010/wordprocessingDrawing" xmlns:wp="http://schemas.openxmlformats.org/drawingml/2006/wordprocessingDrawing" xmlns:w="http://schemas.openxmlformats.org/wordprocessingml/2006/main" xmlns:w14="http://schemas.microsoft.com/office/word/2010/wordml" xmlns:w10="urn:schemas-microsoft-com:office:word" xmlns:w15="http://schemas.microsoft.com/office/word/2012/wordml" xmlns:wpg="http://schemas.microsoft.com/office/word/2010/wordprocessingGroup" xmlns:wpi="http://schemas.microsoft.com/office/word/2010/wordprocessingInk" xmlns:wne="http://schemas.microsoft.com/office/word/2006/wordml" xmlns:wps="http://schemas.microsoft.com/office/word/2010/wordprocessingShape" xmlns:wpsCustomData="http://www.wps.cn/officeDocument/2013/wpsCustomData" mc:Ignorable="w14 w15 wp14">
   <w:body>
     <w:p>
       <w:pPr>
@@ -332,7 +332,7 @@
           <w:color w:val="FF0000"/>
           <w:sz w:val="32"/>
         </w:rPr>
-        <w:t xml:space="preserve">送件人及送件时间：     </w:t>
+        <w:t>送件人及送件时间：     {deliveryDate}</w:t>
       </w:r>
       <w:r>
         <w:rPr>
@@ -441,10 +441,8 @@
           <w:color w:val="FF0000"/>
           <w:sz w:val="32"/>
         </w:rPr>
-        <w:t xml:space="preserve">       </w:t>
-      </w:r>
-      <w:bookmarkStart w:id="0" w:name="_GoBack"/>
-      <w:bookmarkEnd w:id="0"/>
+        <w:t xml:space="preserve">{deliveryMethod}       </w:t>
+      </w:r>
     </w:p>
     <w:p>
       <w:pPr>
@@ -493,6 +491,14 @@
           <w:sz w:val="32"/>
         </w:rPr>
         <w:t xml:space="preserve">人：   </w:t>
+      </w:r>
+      <w:r>
+        <w:rPr>
+          <w:rFonts w:hint="eastAsia" w:ascii="Times New Roman" w:hAnsi="Times New Roman" w:eastAsia="仿宋_GB2312"/>
+          <w:color w:val="FF0000"/>
+          <w:sz w:val="32"/>
+        </w:rPr>
+        <w:t>{recipientUnit}</w:t>
       </w:r>
       <w:r>
         <w:rPr>
@@ -750,11 +756,6 @@
         <w:snapToGrid w:val="0"/>
         <w:spacing w:line="559" w:lineRule="exact"/>
         <w:textAlignment w:val="auto"/>
-        <w:rPr>
-          <w:rFonts w:hint="eastAsia" w:ascii="Times New Roman" w:hAnsi="Times New Roman" w:eastAsia="仿宋_GB2312"/>
-          <w:color w:val="FF0000"/>
-          <w:sz w:val="32"/>
-        </w:rPr>
       </w:pPr>
       <w:r>
         <w:rPr>
@@ -772,125 +773,9 @@
         </w:rPr>
         <w:t xml:space="preserve"> </w:t>
       </w:r>
+      <w:bookmarkStart w:id="0" w:name="_GoBack"/>
+      <w:bookmarkEnd w:id="0"/>
     </w:p>
-    <w:p>
-      <w:pPr>
-        <w:pStyle w:val="4"/>
-        <w:keepNext w:val="0"/>
-        <w:keepLines w:val="0"/>
-        <w:pageBreakBefore w:val="0"/>
-        <w:widowControl w:val="0"/>
-        <w:kinsoku/>
-        <w:wordWrap/>
-        <w:overflowPunct/>
-        <w:topLinePunct w:val="0"/>
-        <w:autoSpaceDE/>
-        <w:autoSpaceDN/>
-        <w:bidi w:val="0"/>
-        <w:adjustRightInd w:val="0"/>
-        <w:snapToGrid w:val="0"/>
-        <w:spacing w:line="559" w:lineRule="exact"/>
-        <w:textAlignment w:val="auto"/>
-        <w:rPr>
-          <w:rFonts w:hint="eastAsia" w:ascii="Times New Roman" w:hAnsi="Times New Roman" w:eastAsia="仿宋_GB2312"/>
-          <w:color w:val="FF0000"/>
-          <w:sz w:val="32"/>
-        </w:rPr>
-      </w:pPr>
-    </w:p>
-    <w:p>
-      <w:pPr>
-        <w:pStyle w:val="4"/>
-        <w:keepNext w:val="0"/>
-        <w:keepLines w:val="0"/>
-        <w:pageBreakBefore w:val="0"/>
-        <w:widowControl w:val="0"/>
-        <w:kinsoku/>
-        <w:wordWrap/>
-        <w:overflowPunct/>
-        <w:topLinePunct w:val="0"/>
-        <w:autoSpaceDE/>
-        <w:autoSpaceDN/>
-        <w:bidi w:val="0"/>
-        <w:adjustRightInd w:val="0"/>
-        <w:snapToGrid w:val="0"/>
-        <w:spacing w:line="559" w:lineRule="exact"/>
-        <w:ind w:firstLine="640" w:firstLineChars="200"/>
-        <w:textAlignment w:val="auto"/>
-        <w:rPr>
-          <w:rFonts w:hint="eastAsia" w:ascii="Times New Roman" w:hAnsi="Times New Roman"/>
-          <w:lang w:eastAsia="zh-CN"/>
-        </w:rPr>
-      </w:pPr>
-      <w:r>
-        <w:rPr>
-          <w:rFonts w:ascii="Times New Roman" w:hAnsi="Times New Roman" w:eastAsia="仿宋_GB2312"/>
-          <w:color w:val="FF0000"/>
-          <w:sz w:val="32"/>
-        </w:rPr>
-        <w:t>备注：</w:t>
-      </w:r>
-      <w:r>
-        <w:rPr>
-          <w:rFonts w:hint="eastAsia" w:ascii="Times New Roman" w:hAnsi="Times New Roman" w:eastAsia="仿宋_GB2312"/>
-          <w:color w:val="FF0000"/>
-          <w:sz w:val="32"/>
-        </w:rPr>
-        <w:t>直接送达或者委托送达的，请将本送达回证填写后交还送件人；邮寄送达的，请将本送达回证寄交{auditedUnit}</w:t>
-      </w:r>
-      <w:r>
-        <w:rPr>
-          <w:rFonts w:hint="eastAsia" w:ascii="Times New Roman" w:hAnsi="Times New Roman" w:eastAsia="仿宋_GB2312"/>
-          <w:i/>
-          <w:color w:val="FF0000"/>
-          <w:sz w:val="32"/>
-        </w:rPr>
-        <w:t>（写明送达机关名称）</w:t>
-      </w:r>
-      <w:r>
-        <w:rPr>
-          <w:rFonts w:hint="eastAsia" w:ascii="Times New Roman" w:hAnsi="Times New Roman" w:eastAsia="仿宋_GB2312"/>
-          <w:color w:val="FF0000"/>
-          <w:sz w:val="32"/>
-        </w:rPr>
-        <w:t>，地址：{</w:t>
-      </w:r>
-      <w:r>
-        <w:rPr>
-          <w:rFonts w:hint="eastAsia" w:ascii="Times New Roman" w:hAnsi="Times New Roman" w:eastAsia="仿宋_GB2312"/>
-          <w:color w:val="FF0000"/>
-          <w:sz w:val="32"/>
-          <w:lang w:val="en-US" w:eastAsia="zh-CN"/>
-        </w:rPr>
-        <w:t>address</w:t>
-      </w:r>
-      <w:r>
-        <w:rPr>
-          <w:rFonts w:hint="eastAsia" w:ascii="Times New Roman" w:hAnsi="Times New Roman" w:eastAsia="仿宋_GB2312"/>
-          <w:color w:val="FF0000"/>
-          <w:sz w:val="32"/>
-        </w:rPr>
-        <w:t>}，邮编：</w:t>
-      </w:r>
-      <w:r>
-        <w:rPr>
-          <w:rFonts w:hint="default" w:ascii="Times New Roman" w:hAnsi="Times New Roman" w:eastAsia="仿宋_GB2312"/>
-          <w:color w:val="FF0000"/>
-          <w:sz w:val="32"/>
-          <w:lang w:val="en-US"/>
-        </w:rPr>
-        <w:t>{postCode}</w:t>
-      </w:r>
-      <w:r>
-        <w:rPr>
-          <w:rFonts w:hint="eastAsia" w:ascii="Times New Roman" w:hAnsi="Times New Roman" w:eastAsia="仿宋_GB2312"/>
-          <w:color w:val="FF0000"/>
-          <w:sz w:val="32"/>
-        </w:rPr>
-        <w:t>。</w:t>
-      </w:r>
-    </w:p>
-    <w:p/>
     <w:sectPr>
       <w:pgSz w:w="11906" w:h="16838"/>
       <w:pgMar w:top="1984" w:right="1587" w:bottom="1928" w:left="1587" w:header="1247" w:footer="1531" w:gutter="0"/>
